--- a/3k1s/SYC3-1/лабы/ЛР_12_Drupal_4.docx
+++ b/3k1s/SYC3-1/лабы/ЛР_12_Drupal_4.docx
@@ -1,6 +1,6 @@
 
 <file path=word/document.xml><?xml version="1.0" encoding="utf-8"?>
-<w:document xmlns:wpc="http://schemas.microsoft.com/office/word/2010/wordprocessingCanvas" xmlns:cx="http://schemas.microsoft.com/office/drawing/2014/chartex" xmlns:cx1="http://schemas.microsoft.com/office/drawing/2015/9/8/chartex" xmlns:cx2="http://schemas.microsoft.com/office/drawing/2015/10/21/chartex" xmlns:cx3="http://schemas.microsoft.com/office/drawing/2016/5/9/chartex" xmlns:cx4="http://schemas.microsoft.com/office/drawing/2016/5/10/chartex" xmlns:cx5="http://schemas.microsoft.com/office/drawing/2016/5/11/chartex" xmlns:cx6="http://schemas.microsoft.com/office/drawing/2016/5/12/chartex" xmlns:cx7="http://schemas.microsoft.com/office/drawing/2016/5/13/chartex" xmlns:cx8="http://schemas.microsoft.com/office/drawing/2016/5/14/chartex" xmlns:mc="http://schemas.openxmlformats.org/markup-compatibility/2006" xmlns:aink="http://schemas.microsoft.com/office/drawing/2016/ink" xmlns:am3d="http://schemas.microsoft.com/office/drawing/2017/model3d" xmlns:o="urn:schemas-microsoft-com:office:office" xmlns:r="http://schemas.openxmlformats.org/officeDocument/2006/relationships" xmlns:m="http://schemas.openxmlformats.org/officeDocument/2006/math" xmlns:v="urn:schemas-microsoft-com:vml" xmlns:wp14="http://schemas.microsoft.com/office/word/2010/wordprocessingDrawing" xmlns:wp="http://schemas.openxmlformats.org/drawingml/2006/wordprocessingDrawing" xmlns:w10="urn:schemas-microsoft-com:office:word" xmlns:w="http://schemas.openxmlformats.org/wordprocessingml/2006/main" xmlns:w14="http://schemas.microsoft.com/office/word/2010/wordml" xmlns:w15="http://schemas.microsoft.com/office/word/2012/wordml" xmlns:w16cex="http://schemas.microsoft.com/office/word/2018/wordml/cex" xmlns:w16cid="http://schemas.microsoft.com/office/word/2016/wordml/cid" xmlns:w16="http://schemas.microsoft.com/office/word/2018/wordml" xmlns:w16se="http://schemas.microsoft.com/office/word/2015/wordml/symex" xmlns:wpg="http://schemas.microsoft.com/office/word/2010/wordprocessingGroup" xmlns:wpi="http://schemas.microsoft.com/office/word/2010/wordprocessingInk" xmlns:wne="http://schemas.microsoft.com/office/word/2006/wordml" xmlns:wps="http://schemas.microsoft.com/office/word/2010/wordprocessingShape" mc:Ignorable="w14 w15 w16se w16cid w16 w16cex wp14">
+<w:document xmlns:wpc="http://schemas.microsoft.com/office/word/2010/wordprocessingCanvas" xmlns:cx="http://schemas.microsoft.com/office/drawing/2014/chartex" xmlns:mc="http://schemas.openxmlformats.org/markup-compatibility/2006" xmlns:o="urn:schemas-microsoft-com:office:office" xmlns:r="http://schemas.openxmlformats.org/officeDocument/2006/relationships" xmlns:m="http://schemas.openxmlformats.org/officeDocument/2006/math" xmlns:v="urn:schemas-microsoft-com:vml" xmlns:wp14="http://schemas.microsoft.com/office/word/2010/wordprocessingDrawing" xmlns:wp="http://schemas.openxmlformats.org/drawingml/2006/wordprocessingDrawing" xmlns:w10="urn:schemas-microsoft-com:office:word" xmlns:w="http://schemas.openxmlformats.org/wordprocessingml/2006/main" xmlns:w14="http://schemas.microsoft.com/office/word/2010/wordml" xmlns:w15="http://schemas.microsoft.com/office/word/2012/wordml" xmlns:w16se="http://schemas.microsoft.com/office/word/2015/wordml/symex" xmlns:wpg="http://schemas.microsoft.com/office/word/2010/wordprocessingGroup" xmlns:wpi="http://schemas.microsoft.com/office/word/2010/wordprocessingInk" xmlns:wne="http://schemas.microsoft.com/office/word/2006/wordml" xmlns:wps="http://schemas.microsoft.com/office/word/2010/wordprocessingShape" mc:Ignorable="w14 w15 w16se wp14">
   <w:body>
     <w:p>
       <w:pPr>
@@ -37,8 +37,6 @@
         </w:rPr>
         <w:t>Drupal</w:t>
       </w:r>
-      <w:bookmarkStart w:id="0" w:name="_GoBack"/>
-      <w:bookmarkEnd w:id="0"/>
       <w:proofErr w:type="spellEnd"/>
     </w:p>
     <w:p>
@@ -54,8 +52,50 @@
       <w:pPr>
         <w:pStyle w:val="a4"/>
         <w:rPr>
+          <w:lang w:val="en-US"/>
+        </w:rPr>
+      </w:pPr>
+      <w:r>
+        <w:t xml:space="preserve">Задание </w:t>
+      </w:r>
+      <w:r>
+        <w:t>№</w:t>
+      </w:r>
+      <w:r>
+        <w:rPr>
           <w:lang w:val="ru-RU"/>
         </w:rPr>
+        <w:t>1</w:t>
+      </w:r>
+      <w:r>
+        <w:rPr>
+          <w:lang w:val="en-US"/>
+        </w:rPr>
+        <w:t xml:space="preserve"> DB Example</w:t>
+      </w:r>
+    </w:p>
+    <w:p>
+      <w:pPr>
+        <w:rPr>
+          <w:lang w:val="ru-RU"/>
+        </w:rPr>
+      </w:pPr>
+      <w:r>
+        <w:t>Написать модуль для создания таблиц (в БД)</w:t>
+      </w:r>
+      <w:r>
+        <w:rPr>
+          <w:lang w:val="ru-RU"/>
+        </w:rPr>
+        <w:t>.</w:t>
+      </w:r>
+    </w:p>
+    <w:p>
+      <w:pPr>
+        <w:pStyle w:val="a4"/>
+        <w:rPr>
+          <w:lang w:val="ru-RU"/>
+        </w:rPr>
       </w:pPr>
       <w:r>
         <w:t xml:space="preserve">Задание </w:t>
@@ -67,24 +107,58 @@
         <w:rPr>
           <w:lang w:val="ru-RU"/>
         </w:rPr>
-        <w:t>1</w:t>
-      </w:r>
-    </w:p>
-    <w:p>
-      <w:pPr>
+        <w:t xml:space="preserve">2 </w:t>
+      </w:r>
+    </w:p>
+    <w:p>
+      <w:r>
+        <w:t>Вывести на страницу программно слоган.</w:t>
+      </w:r>
+      <w:r>
         <w:rPr>
           <w:lang w:val="ru-RU"/>
         </w:rPr>
-      </w:pPr>
-      <w:r>
-        <w:t>Написать модуль для создания таблиц (в БД)</w:t>
+        <w:t xml:space="preserve"> </w:t>
+      </w:r>
+      <w:r>
+        <w:t xml:space="preserve">Создать модуль, который изменит </w:t>
       </w:r>
       <w:r>
         <w:rPr>
           <w:lang w:val="ru-RU"/>
         </w:rPr>
+        <w:t xml:space="preserve">какую-нибудь конфигурацию на сайте (например, </w:t>
+      </w:r>
+      <w:r>
+        <w:t>слоган</w:t>
+      </w:r>
+      <w:r>
+        <w:rPr>
+          <w:lang w:val="ru-RU"/>
+        </w:rPr>
+        <w:t>)</w:t>
+      </w:r>
+      <w:r>
+        <w:rPr>
+          <w:lang w:val="ru-RU"/>
+        </w:rPr>
         <w:t>.</w:t>
       </w:r>
+      <w:r>
+        <w:t xml:space="preserve"> </w:t>
+      </w:r>
+    </w:p>
+    <w:p>
+      <w:r>
+        <w:t>http://drupal/slogan</w:t>
+      </w:r>
+    </w:p>
+    <w:p>
+      <w:pPr>
+        <w:rPr>
+          <w:lang w:val="ru-RU"/>
+        </w:rPr>
+      </w:pPr>
     </w:p>
     <w:p>
       <w:pPr>
@@ -94,6 +168,10 @@
         </w:rPr>
       </w:pPr>
       <w:r>
+        <w:t xml:space="preserve"> </w:t>
+      </w:r>
+      <w:bookmarkStart w:id="0" w:name="_GoBack"/>
+      <w:r>
         <w:t xml:space="preserve">Задание </w:t>
       </w:r>
       <w:r>
@@ -103,476 +181,827 @@
         <w:rPr>
           <w:lang w:val="ru-RU"/>
         </w:rPr>
-        <w:t xml:space="preserve">2 </w:t>
-      </w:r>
-    </w:p>
-    <w:p>
-      <w:pPr>
+        <w:t>3</w:t>
+      </w:r>
+      <w:r>
         <w:rPr>
           <w:lang w:val="ru-RU"/>
         </w:rPr>
-      </w:pPr>
-      <w:r>
-        <w:t>Вывести на страницу программно слоган.</w:t>
-      </w:r>
-      <w:r>
-        <w:rPr>
-          <w:lang w:val="ru-RU"/>
-        </w:rPr>
         <w:t xml:space="preserve"> </w:t>
       </w:r>
-      <w:r>
-        <w:t xml:space="preserve">Создать модуль, который изменит </w:t>
-      </w:r>
-      <w:r>
-        <w:rPr>
-          <w:lang w:val="ru-RU"/>
-        </w:rPr>
-        <w:t xml:space="preserve">какую-нибудь конфигурацию на сайте (например, </w:t>
-      </w:r>
-      <w:r>
-        <w:t>слоган</w:t>
-      </w:r>
-      <w:r>
-        <w:rPr>
-          <w:lang w:val="ru-RU"/>
+    </w:p>
+    <w:p>
+      <w:pPr>
+        <w:rPr>
+          <w:lang w:val="ru-RU" w:eastAsia="ru-RU"/>
+        </w:rPr>
+      </w:pPr>
+      <w:r>
+        <w:rPr>
+          <w:lang w:val="ru-RU" w:eastAsia="ru-RU"/>
+        </w:rPr>
+        <w:t>Созда</w:t>
+      </w:r>
+      <w:r>
+        <w:rPr>
+          <w:lang w:val="ru-RU" w:eastAsia="ru-RU"/>
+        </w:rPr>
+        <w:t>йте</w:t>
+      </w:r>
+      <w:r>
+        <w:rPr>
+          <w:lang w:val="ru-RU" w:eastAsia="ru-RU"/>
+        </w:rPr>
+        <w:t xml:space="preserve"> модуль </w:t>
+      </w:r>
+      <w:proofErr w:type="spellStart"/>
+      <w:r>
+        <w:rPr>
+          <w:b/>
+          <w:lang w:val="ru-RU" w:eastAsia="ru-RU"/>
+        </w:rPr>
+        <w:t>news</w:t>
+      </w:r>
+      <w:proofErr w:type="spellEnd"/>
+      <w:r>
+        <w:rPr>
+          <w:lang w:val="ru-RU" w:eastAsia="ru-RU"/>
+        </w:rPr>
+        <w:t xml:space="preserve">, добавить на страницу </w:t>
+      </w:r>
+      <w:proofErr w:type="spellStart"/>
+      <w:r>
+        <w:rPr>
+          <w:b/>
+          <w:lang w:val="ru-RU" w:eastAsia="ru-RU"/>
+        </w:rPr>
+        <w:t>admin</w:t>
+      </w:r>
+      <w:proofErr w:type="spellEnd"/>
+      <w:r>
+        <w:rPr>
+          <w:b/>
+          <w:lang w:val="ru-RU" w:eastAsia="ru-RU"/>
+        </w:rPr>
+        <w:t>/</w:t>
+      </w:r>
+      <w:proofErr w:type="spellStart"/>
+      <w:r>
+        <w:rPr>
+          <w:b/>
+          <w:lang w:val="ru-RU" w:eastAsia="ru-RU"/>
+        </w:rPr>
+        <w:t>config</w:t>
+      </w:r>
+      <w:proofErr w:type="spellEnd"/>
+      <w:r>
+        <w:rPr>
+          <w:lang w:val="ru-RU" w:eastAsia="ru-RU"/>
+        </w:rPr>
+        <w:t xml:space="preserve"> под блоком </w:t>
+      </w:r>
+      <w:proofErr w:type="spellStart"/>
+      <w:r>
+        <w:rPr>
+          <w:b/>
+          <w:lang w:val="ru-RU" w:eastAsia="ru-RU"/>
+        </w:rPr>
+        <w:t>Web</w:t>
+      </w:r>
+      <w:proofErr w:type="spellEnd"/>
+      <w:r>
+        <w:rPr>
+          <w:b/>
+          <w:lang w:val="ru-RU" w:eastAsia="ru-RU"/>
+        </w:rPr>
+        <w:t xml:space="preserve"> </w:t>
+      </w:r>
+      <w:proofErr w:type="spellStart"/>
+      <w:r>
+        <w:rPr>
+          <w:b/>
+          <w:lang w:val="ru-RU" w:eastAsia="ru-RU"/>
+        </w:rPr>
+        <w:t>Services</w:t>
+      </w:r>
+      <w:proofErr w:type="spellEnd"/>
+      <w:r>
+        <w:rPr>
+          <w:lang w:val="ru-RU" w:eastAsia="ru-RU"/>
+        </w:rPr>
+        <w:t xml:space="preserve"> ссылку </w:t>
+      </w:r>
+      <w:proofErr w:type="spellStart"/>
+      <w:r>
+        <w:rPr>
+          <w:b/>
+          <w:lang w:val="ru-RU" w:eastAsia="ru-RU"/>
+        </w:rPr>
+        <w:t>News</w:t>
+      </w:r>
+      <w:proofErr w:type="spellEnd"/>
+      <w:r>
+        <w:rPr>
+          <w:lang w:val="ru-RU" w:eastAsia="ru-RU"/>
+        </w:rPr>
+        <w:t xml:space="preserve"> с описанием. URL ссылки </w:t>
+      </w:r>
+      <w:proofErr w:type="spellStart"/>
+      <w:r>
+        <w:rPr>
+          <w:b/>
+          <w:lang w:val="ru-RU" w:eastAsia="ru-RU"/>
+        </w:rPr>
+        <w:t>News</w:t>
+      </w:r>
+      <w:proofErr w:type="spellEnd"/>
+      <w:r>
+        <w:rPr>
+          <w:lang w:val="ru-RU" w:eastAsia="ru-RU"/>
+        </w:rPr>
+        <w:t xml:space="preserve"> — </w:t>
+      </w:r>
+      <w:proofErr w:type="spellStart"/>
+      <w:r>
+        <w:rPr>
+          <w:b/>
+          <w:lang w:val="ru-RU" w:eastAsia="ru-RU"/>
+        </w:rPr>
+        <w:t>admin</w:t>
+      </w:r>
+      <w:proofErr w:type="spellEnd"/>
+      <w:r>
+        <w:rPr>
+          <w:b/>
+          <w:lang w:val="ru-RU" w:eastAsia="ru-RU"/>
+        </w:rPr>
+        <w:t>/</w:t>
+      </w:r>
+      <w:proofErr w:type="spellStart"/>
+      <w:r>
+        <w:rPr>
+          <w:b/>
+          <w:lang w:val="ru-RU" w:eastAsia="ru-RU"/>
+        </w:rPr>
+        <w:t>config</w:t>
+      </w:r>
+      <w:proofErr w:type="spellEnd"/>
+      <w:r>
+        <w:rPr>
+          <w:b/>
+          <w:lang w:val="ru-RU" w:eastAsia="ru-RU"/>
+        </w:rPr>
+        <w:t>/</w:t>
+      </w:r>
+      <w:proofErr w:type="spellStart"/>
+      <w:r>
+        <w:rPr>
+          <w:b/>
+          <w:lang w:val="ru-RU" w:eastAsia="ru-RU"/>
+        </w:rPr>
+        <w:t>services</w:t>
+      </w:r>
+      <w:proofErr w:type="spellEnd"/>
+      <w:r>
+        <w:rPr>
+          <w:b/>
+          <w:lang w:val="ru-RU" w:eastAsia="ru-RU"/>
+        </w:rPr>
+        <w:t>/</w:t>
+      </w:r>
+      <w:proofErr w:type="spellStart"/>
+      <w:r>
+        <w:rPr>
+          <w:b/>
+          <w:lang w:val="ru-RU" w:eastAsia="ru-RU"/>
+        </w:rPr>
+        <w:t>news</w:t>
+      </w:r>
+      <w:proofErr w:type="spellEnd"/>
+      <w:r>
+        <w:rPr>
+          <w:lang w:val="ru-RU" w:eastAsia="ru-RU"/>
+        </w:rPr>
+        <w:t xml:space="preserve">. </w:t>
+      </w:r>
+      <w:proofErr w:type="gramStart"/>
+      <w:r>
+        <w:rPr>
+          <w:lang w:val="ru-RU" w:eastAsia="ru-RU"/>
+        </w:rPr>
+        <w:t>По этому</w:t>
+      </w:r>
+      <w:proofErr w:type="gramEnd"/>
+      <w:r>
+        <w:rPr>
+          <w:lang w:val="ru-RU" w:eastAsia="ru-RU"/>
+        </w:rPr>
+        <w:t xml:space="preserve"> URL отобража</w:t>
+      </w:r>
+      <w:r>
+        <w:rPr>
+          <w:lang w:val="ru-RU" w:eastAsia="ru-RU"/>
+        </w:rPr>
+        <w:t>йте</w:t>
+      </w:r>
+      <w:r>
+        <w:rPr>
+          <w:lang w:val="ru-RU" w:eastAsia="ru-RU"/>
+        </w:rPr>
+        <w:t xml:space="preserve"> пустую страницу с заголовком </w:t>
+      </w:r>
+      <w:proofErr w:type="spellStart"/>
+      <w:r>
+        <w:rPr>
+          <w:b/>
+          <w:lang w:val="ru-RU" w:eastAsia="ru-RU"/>
+        </w:rPr>
+        <w:t>News</w:t>
+      </w:r>
+      <w:proofErr w:type="spellEnd"/>
+      <w:r>
+        <w:rPr>
+          <w:lang w:val="ru-RU" w:eastAsia="ru-RU"/>
+        </w:rPr>
+        <w:t>. Созда</w:t>
+      </w:r>
+      <w:r>
+        <w:rPr>
+          <w:lang w:val="ru-RU" w:eastAsia="ru-RU"/>
+        </w:rPr>
+        <w:t>йте блок к </w:t>
+      </w:r>
+      <w:r>
+        <w:rPr>
+          <w:lang w:val="ru-RU" w:eastAsia="ru-RU"/>
+        </w:rPr>
+        <w:t xml:space="preserve">модулю </w:t>
+      </w:r>
+      <w:proofErr w:type="spellStart"/>
+      <w:r>
+        <w:rPr>
+          <w:b/>
+          <w:lang w:val="ru-RU" w:eastAsia="ru-RU"/>
+        </w:rPr>
+        <w:t>news</w:t>
+      </w:r>
+      <w:proofErr w:type="spellEnd"/>
+      <w:r>
+        <w:rPr>
+          <w:lang w:val="ru-RU" w:eastAsia="ru-RU"/>
+        </w:rPr>
+        <w:t>. Размести</w:t>
+      </w:r>
+      <w:r>
+        <w:rPr>
+          <w:lang w:val="ru-RU" w:eastAsia="ru-RU"/>
+        </w:rPr>
+        <w:t>те</w:t>
+      </w:r>
+      <w:r>
+        <w:rPr>
+          <w:lang w:val="ru-RU" w:eastAsia="ru-RU"/>
+        </w:rPr>
+        <w:t xml:space="preserve"> блок только на главн</w:t>
+      </w:r>
+      <w:r>
+        <w:rPr>
+          <w:lang w:val="ru-RU" w:eastAsia="ru-RU"/>
+        </w:rPr>
+        <w:t>ой странице (в любом регионе) и </w:t>
+      </w:r>
+      <w:r>
+        <w:rPr>
+          <w:lang w:val="ru-RU" w:eastAsia="ru-RU"/>
+        </w:rPr>
+        <w:t>сдела</w:t>
+      </w:r>
+      <w:r>
+        <w:rPr>
+          <w:lang w:val="ru-RU" w:eastAsia="ru-RU"/>
+        </w:rPr>
+        <w:t>йте</w:t>
+      </w:r>
+      <w:r>
+        <w:rPr>
+          <w:lang w:val="ru-RU" w:eastAsia="ru-RU"/>
+        </w:rPr>
+        <w:t xml:space="preserve"> доступным зарегистрированным пользователям с помощью </w:t>
+      </w:r>
+      <w:r>
+        <w:rPr>
+          <w:b/>
+          <w:lang w:val="ru-RU" w:eastAsia="ru-RU"/>
+        </w:rPr>
+        <w:t>UI</w:t>
+      </w:r>
+      <w:r>
+        <w:rPr>
+          <w:lang w:val="ru-RU" w:eastAsia="ru-RU"/>
+        </w:rPr>
+        <w:t xml:space="preserve"> (не </w:t>
+      </w:r>
+      <w:proofErr w:type="spellStart"/>
+      <w:r>
+        <w:rPr>
+          <w:lang w:val="ru-RU" w:eastAsia="ru-RU"/>
+        </w:rPr>
+        <w:t>программно</w:t>
+      </w:r>
+      <w:proofErr w:type="spellEnd"/>
+      <w:r>
+        <w:rPr>
+          <w:lang w:val="ru-RU" w:eastAsia="ru-RU"/>
+        </w:rPr>
+        <w:t>). В блоке выводит</w:t>
+      </w:r>
+      <w:r>
+        <w:rPr>
+          <w:lang w:val="ru-RU" w:eastAsia="ru-RU"/>
+        </w:rPr>
+        <w:t>е</w:t>
+      </w:r>
+      <w:r>
+        <w:rPr>
+          <w:lang w:val="ru-RU" w:eastAsia="ru-RU"/>
+        </w:rPr>
+        <w:t xml:space="preserve"> строку “</w:t>
+      </w:r>
+      <w:proofErr w:type="spellStart"/>
+      <w:r>
+        <w:rPr>
+          <w:lang w:val="ru-RU" w:eastAsia="ru-RU"/>
+        </w:rPr>
+        <w:t>This</w:t>
+      </w:r>
+      <w:proofErr w:type="spellEnd"/>
+      <w:r>
+        <w:rPr>
+          <w:lang w:val="ru-RU" w:eastAsia="ru-RU"/>
+        </w:rPr>
+        <w:t xml:space="preserve"> </w:t>
+      </w:r>
+      <w:proofErr w:type="spellStart"/>
+      <w:r>
+        <w:rPr>
+          <w:lang w:val="ru-RU" w:eastAsia="ru-RU"/>
+        </w:rPr>
+        <w:t>is</w:t>
+      </w:r>
+      <w:proofErr w:type="spellEnd"/>
+      <w:r>
+        <w:rPr>
+          <w:lang w:val="ru-RU" w:eastAsia="ru-RU"/>
+        </w:rPr>
+        <w:t xml:space="preserve"> a </w:t>
+      </w:r>
+      <w:proofErr w:type="spellStart"/>
+      <w:r>
+        <w:rPr>
+          <w:lang w:val="ru-RU" w:eastAsia="ru-RU"/>
+        </w:rPr>
+        <w:t>news</w:t>
+      </w:r>
+      <w:proofErr w:type="spellEnd"/>
+      <w:r>
+        <w:rPr>
+          <w:lang w:val="ru-RU" w:eastAsia="ru-RU"/>
+        </w:rPr>
+        <w:t xml:space="preserve"> </w:t>
+      </w:r>
+      <w:proofErr w:type="spellStart"/>
+      <w:r>
+        <w:rPr>
+          <w:lang w:val="ru-RU" w:eastAsia="ru-RU"/>
+        </w:rPr>
+        <w:t>block</w:t>
+      </w:r>
+      <w:proofErr w:type="spellEnd"/>
+      <w:r>
+        <w:rPr>
+          <w:lang w:val="ru-RU" w:eastAsia="ru-RU"/>
+        </w:rPr>
+        <w:t>”.</w:t>
+      </w:r>
+    </w:p>
+    <w:bookmarkEnd w:id="0"/>
+    <w:p>
+      <w:pPr>
+        <w:rPr>
+          <w:lang w:val="ru-RU" w:eastAsia="ru-RU"/>
+        </w:rPr>
+      </w:pPr>
+    </w:p>
+    <w:p>
+      <w:pPr>
+        <w:rPr>
+          <w:lang w:val="ru-RU" w:eastAsia="ru-RU"/>
+        </w:rPr>
+      </w:pPr>
+    </w:p>
+    <w:p>
+      <w:pPr>
+        <w:rPr>
+          <w:lang w:val="ru-RU" w:eastAsia="ru-RU"/>
+        </w:rPr>
+      </w:pPr>
+    </w:p>
+    <w:p>
+      <w:pPr>
+        <w:rPr>
+          <w:lang w:val="ru-RU" w:eastAsia="ru-RU"/>
+        </w:rPr>
+      </w:pPr>
+    </w:p>
+    <w:p>
+      <w:pPr>
+        <w:rPr>
+          <w:rFonts w:ascii="Times New Roman" w:hAnsi="Times New Roman"/>
+          <w:sz w:val="24"/>
+          <w:szCs w:val="24"/>
+          <w:lang w:val="ru-RU" w:eastAsia="ru-RU"/>
+        </w:rPr>
+      </w:pPr>
+      <w:proofErr w:type="spellStart"/>
+      <w:r>
+        <w:rPr>
+          <w:rFonts w:ascii="Times New Roman" w:hAnsi="Times New Roman"/>
+          <w:sz w:val="24"/>
+          <w:szCs w:val="24"/>
+          <w:lang w:val="ru-RU" w:eastAsia="ru-RU"/>
+        </w:rPr>
+        <w:t>hook_</w:t>
+      </w:r>
+      <w:proofErr w:type="gramStart"/>
+      <w:r>
+        <w:rPr>
+          <w:rFonts w:ascii="Times New Roman" w:hAnsi="Times New Roman"/>
+          <w:sz w:val="24"/>
+          <w:szCs w:val="24"/>
+          <w:lang w:val="ru-RU" w:eastAsia="ru-RU"/>
+        </w:rPr>
+        <w:t>schema</w:t>
+      </w:r>
+      <w:proofErr w:type="spellEnd"/>
+      <w:r>
+        <w:rPr>
+          <w:rFonts w:ascii="Times New Roman" w:hAnsi="Times New Roman"/>
+          <w:sz w:val="24"/>
+          <w:szCs w:val="24"/>
+          <w:lang w:val="ru-RU" w:eastAsia="ru-RU"/>
+        </w:rPr>
+        <w:t>(</w:t>
+      </w:r>
+      <w:proofErr w:type="gramEnd"/>
+      <w:r>
+        <w:rPr>
+          <w:rFonts w:ascii="Times New Roman" w:hAnsi="Times New Roman"/>
+          <w:sz w:val="24"/>
+          <w:szCs w:val="24"/>
+          <w:lang w:val="ru-RU" w:eastAsia="ru-RU"/>
         </w:rPr>
         <w:t>)</w:t>
       </w:r>
-      <w:r>
-        <w:rPr>
-          <w:lang w:val="ru-RU"/>
-        </w:rPr>
-        <w:t>.</w:t>
-      </w:r>
-      <w:r>
-        <w:t xml:space="preserve"> </w:t>
-      </w:r>
-    </w:p>
-    <w:p>
-      <w:pPr>
-        <w:pStyle w:val="a4"/>
-        <w:rPr>
-          <w:lang w:val="ru-RU"/>
-        </w:rPr>
-      </w:pPr>
-      <w:r>
-        <w:t xml:space="preserve"> </w:t>
-      </w:r>
-      <w:r>
-        <w:t xml:space="preserve">Задание </w:t>
-      </w:r>
-      <w:r>
-        <w:t>№</w:t>
-      </w:r>
-      <w:r>
-        <w:rPr>
-          <w:lang w:val="ru-RU"/>
-        </w:rPr>
-        <w:t>3</w:t>
-      </w:r>
-      <w:r>
-        <w:rPr>
-          <w:lang w:val="ru-RU"/>
-        </w:rPr>
-        <w:t xml:space="preserve"> </w:t>
-      </w:r>
-    </w:p>
-    <w:p>
-      <w:pPr>
-        <w:rPr>
-          <w:rFonts w:ascii="Times New Roman" w:hAnsi="Times New Roman"/>
-          <w:sz w:val="24"/>
-          <w:szCs w:val="24"/>
-          <w:lang w:val="ru-RU" w:eastAsia="ru-RU"/>
-        </w:rPr>
-      </w:pPr>
-      <w:r>
-        <w:rPr>
-          <w:lang w:val="ru-RU" w:eastAsia="ru-RU"/>
-        </w:rPr>
-        <w:t>Созда</w:t>
-      </w:r>
-      <w:r>
-        <w:rPr>
-          <w:lang w:val="ru-RU" w:eastAsia="ru-RU"/>
-        </w:rPr>
-        <w:t>йте</w:t>
-      </w:r>
-      <w:r>
-        <w:rPr>
-          <w:lang w:val="ru-RU" w:eastAsia="ru-RU"/>
-        </w:rPr>
-        <w:t xml:space="preserve"> модуль </w:t>
-      </w:r>
+    </w:p>
+    <w:p>
+      <w:pPr>
+        <w:rPr>
+          <w:rFonts w:ascii="Times New Roman" w:hAnsi="Times New Roman"/>
+          <w:sz w:val="24"/>
+          <w:szCs w:val="24"/>
+          <w:lang w:val="ru-RU" w:eastAsia="ru-RU"/>
+        </w:rPr>
+      </w:pPr>
       <w:proofErr w:type="spellStart"/>
       <w:r>
         <w:rPr>
-          <w:b/>
-          <w:lang w:val="ru-RU" w:eastAsia="ru-RU"/>
-        </w:rPr>
-        <w:t>news</w:t>
+          <w:rFonts w:ascii="Times New Roman" w:hAnsi="Times New Roman"/>
+          <w:sz w:val="24"/>
+          <w:szCs w:val="24"/>
+          <w:lang w:val="ru-RU" w:eastAsia="ru-RU"/>
+        </w:rPr>
+        <w:t>Drupal</w:t>
       </w:r>
       <w:proofErr w:type="spellEnd"/>
       <w:r>
         <w:rPr>
-          <w:lang w:val="ru-RU" w:eastAsia="ru-RU"/>
-        </w:rPr>
-        <w:t xml:space="preserve">, добавить на страницу </w:t>
-      </w:r>
+          <w:rFonts w:ascii="Times New Roman" w:hAnsi="Times New Roman"/>
+          <w:sz w:val="24"/>
+          <w:szCs w:val="24"/>
+          <w:lang w:val="ru-RU" w:eastAsia="ru-RU"/>
+        </w:rPr>
+        <w:t xml:space="preserve"> читает этот хук только при установке модуля.</w:t>
+      </w:r>
+    </w:p>
+    <w:p>
+      <w:pPr>
+        <w:rPr>
+          <w:rFonts w:ascii="Times New Roman" w:hAnsi="Times New Roman"/>
+          <w:sz w:val="24"/>
+          <w:szCs w:val="24"/>
+          <w:lang w:val="ru-RU" w:eastAsia="ru-RU"/>
+        </w:rPr>
+      </w:pPr>
+      <w:r>
+        <w:rPr>
+          <w:rFonts w:ascii="Times New Roman" w:hAnsi="Times New Roman"/>
+          <w:sz w:val="24"/>
+          <w:szCs w:val="24"/>
+          <w:lang w:val="ru-RU" w:eastAsia="ru-RU"/>
+        </w:rPr>
+        <w:t>На его основе создаёт таблицы.</w:t>
+      </w:r>
+    </w:p>
+    <w:p>
+      <w:pPr>
+        <w:rPr>
+          <w:rFonts w:ascii="Times New Roman" w:hAnsi="Times New Roman"/>
+          <w:sz w:val="24"/>
+          <w:szCs w:val="24"/>
+          <w:lang w:val="ru-RU" w:eastAsia="ru-RU"/>
+        </w:rPr>
+      </w:pPr>
+    </w:p>
+    <w:p>
+      <w:pPr>
+        <w:rPr>
+          <w:rFonts w:ascii="Times New Roman" w:hAnsi="Times New Roman"/>
+          <w:sz w:val="24"/>
+          <w:szCs w:val="24"/>
+          <w:lang w:val="ru-RU" w:eastAsia="ru-RU"/>
+        </w:rPr>
+      </w:pPr>
       <w:proofErr w:type="spellStart"/>
       <w:r>
         <w:rPr>
-          <w:b/>
-          <w:lang w:val="ru-RU" w:eastAsia="ru-RU"/>
-        </w:rPr>
-        <w:t>admin</w:t>
+          <w:rFonts w:ascii="Times New Roman" w:hAnsi="Times New Roman"/>
+          <w:sz w:val="24"/>
+          <w:szCs w:val="24"/>
+          <w:lang w:val="ru-RU" w:eastAsia="ru-RU"/>
+        </w:rPr>
+        <w:t>hook_</w:t>
+      </w:r>
+      <w:proofErr w:type="gramStart"/>
+      <w:r>
+        <w:rPr>
+          <w:rFonts w:ascii="Times New Roman" w:hAnsi="Times New Roman"/>
+          <w:sz w:val="24"/>
+          <w:szCs w:val="24"/>
+          <w:lang w:val="ru-RU" w:eastAsia="ru-RU"/>
+        </w:rPr>
+        <w:t>install</w:t>
       </w:r>
       <w:proofErr w:type="spellEnd"/>
       <w:r>
         <w:rPr>
-          <w:b/>
-          <w:lang w:val="ru-RU" w:eastAsia="ru-RU"/>
-        </w:rPr>
-        <w:t>/</w:t>
-      </w:r>
+          <w:rFonts w:ascii="Times New Roman" w:hAnsi="Times New Roman"/>
+          <w:sz w:val="24"/>
+          <w:szCs w:val="24"/>
+          <w:lang w:val="ru-RU" w:eastAsia="ru-RU"/>
+        </w:rPr>
+        <w:t>(</w:t>
+      </w:r>
+      <w:proofErr w:type="gramEnd"/>
+      <w:r>
+        <w:rPr>
+          <w:rFonts w:ascii="Times New Roman" w:hAnsi="Times New Roman"/>
+          <w:sz w:val="24"/>
+          <w:szCs w:val="24"/>
+          <w:lang w:val="ru-RU" w:eastAsia="ru-RU"/>
+        </w:rPr>
+        <w:t>)</w:t>
+      </w:r>
+    </w:p>
+    <w:p>
+      <w:pPr>
+        <w:rPr>
+          <w:rFonts w:ascii="Times New Roman" w:hAnsi="Times New Roman"/>
+          <w:sz w:val="24"/>
+          <w:szCs w:val="24"/>
+          <w:lang w:val="ru-RU" w:eastAsia="ru-RU"/>
+        </w:rPr>
+      </w:pPr>
+      <w:r>
+        <w:rPr>
+          <w:rFonts w:ascii="Times New Roman" w:hAnsi="Times New Roman"/>
+          <w:sz w:val="24"/>
+          <w:szCs w:val="24"/>
+          <w:lang w:val="ru-RU" w:eastAsia="ru-RU"/>
+        </w:rPr>
+        <w:t>Вызывается сразу после создания таблиц.</w:t>
+      </w:r>
+    </w:p>
+    <w:p>
+      <w:pPr>
+        <w:rPr>
+          <w:rFonts w:ascii="Times New Roman" w:hAnsi="Times New Roman"/>
+          <w:sz w:val="24"/>
+          <w:szCs w:val="24"/>
+          <w:lang w:val="ru-RU" w:eastAsia="ru-RU"/>
+        </w:rPr>
+      </w:pPr>
+      <w:r>
+        <w:rPr>
+          <w:rFonts w:ascii="Times New Roman" w:hAnsi="Times New Roman"/>
+          <w:sz w:val="24"/>
+          <w:szCs w:val="24"/>
+          <w:lang w:val="ru-RU" w:eastAsia="ru-RU"/>
+        </w:rPr>
+        <w:t>Здесь можно:</w:t>
+      </w:r>
+    </w:p>
+    <w:p>
+      <w:pPr>
+        <w:pStyle w:val="a3"/>
+        <w:numPr>
+          <w:ilvl w:val="0"/>
+          <w:numId w:val="5"/>
+        </w:numPr>
+        <w:rPr>
+          <w:rFonts w:ascii="Times New Roman" w:hAnsi="Times New Roman"/>
+          <w:sz w:val="24"/>
+          <w:szCs w:val="24"/>
+          <w:lang w:val="ru-RU" w:eastAsia="ru-RU"/>
+        </w:rPr>
+      </w:pPr>
+      <w:r>
+        <w:rPr>
+          <w:rFonts w:ascii="Times New Roman" w:hAnsi="Times New Roman"/>
+          <w:sz w:val="24"/>
+          <w:szCs w:val="24"/>
+          <w:lang w:val="ru-RU" w:eastAsia="ru-RU"/>
+        </w:rPr>
+        <w:t>вставить тестовые данные</w:t>
+      </w:r>
+    </w:p>
+    <w:p>
+      <w:pPr>
+        <w:pStyle w:val="a3"/>
+        <w:numPr>
+          <w:ilvl w:val="0"/>
+          <w:numId w:val="5"/>
+        </w:numPr>
+        <w:rPr>
+          <w:rFonts w:ascii="Times New Roman" w:hAnsi="Times New Roman"/>
+          <w:sz w:val="24"/>
+          <w:szCs w:val="24"/>
+          <w:lang w:val="ru-RU" w:eastAsia="ru-RU"/>
+        </w:rPr>
+      </w:pPr>
+      <w:r>
+        <w:rPr>
+          <w:rFonts w:ascii="Times New Roman" w:hAnsi="Times New Roman"/>
+          <w:sz w:val="24"/>
+          <w:szCs w:val="24"/>
+          <w:lang w:val="ru-RU" w:eastAsia="ru-RU"/>
+        </w:rPr>
+        <w:t>выполнить настройки по умолчанию</w:t>
+      </w:r>
+    </w:p>
+    <w:p>
+      <w:pPr>
+        <w:rPr>
+          <w:rFonts w:ascii="Times New Roman" w:hAnsi="Times New Roman"/>
+          <w:sz w:val="24"/>
+          <w:szCs w:val="24"/>
+          <w:lang w:val="ru-RU" w:eastAsia="ru-RU"/>
+        </w:rPr>
+      </w:pPr>
+    </w:p>
+    <w:p>
+      <w:pPr>
+        <w:rPr>
+          <w:rFonts w:ascii="Times New Roman" w:hAnsi="Times New Roman"/>
+          <w:sz w:val="24"/>
+          <w:szCs w:val="24"/>
+          <w:lang w:val="ru-RU" w:eastAsia="ru-RU"/>
+        </w:rPr>
+      </w:pPr>
       <w:proofErr w:type="spellStart"/>
       <w:r>
         <w:rPr>
-          <w:b/>
-          <w:lang w:val="ru-RU" w:eastAsia="ru-RU"/>
-        </w:rPr>
-        <w:t>config</w:t>
+          <w:rFonts w:ascii="Times New Roman" w:hAnsi="Times New Roman"/>
+          <w:sz w:val="24"/>
+          <w:szCs w:val="24"/>
+          <w:lang w:val="ru-RU" w:eastAsia="ru-RU"/>
+        </w:rPr>
+        <w:t>hook_</w:t>
+      </w:r>
+      <w:proofErr w:type="gramStart"/>
+      <w:r>
+        <w:rPr>
+          <w:rFonts w:ascii="Times New Roman" w:hAnsi="Times New Roman"/>
+          <w:sz w:val="24"/>
+          <w:szCs w:val="24"/>
+          <w:lang w:val="ru-RU" w:eastAsia="ru-RU"/>
+        </w:rPr>
+        <w:t>uninstall</w:t>
       </w:r>
       <w:proofErr w:type="spellEnd"/>
       <w:r>
         <w:rPr>
-          <w:lang w:val="ru-RU" w:eastAsia="ru-RU"/>
-        </w:rPr>
-        <w:t xml:space="preserve"> под блоком </w:t>
-      </w:r>
-      <w:proofErr w:type="spellStart"/>
-      <w:r>
-        <w:rPr>
-          <w:b/>
-          <w:lang w:val="ru-RU" w:eastAsia="ru-RU"/>
-        </w:rPr>
-        <w:t>Web</w:t>
-      </w:r>
-      <w:proofErr w:type="spellEnd"/>
-      <w:r>
-        <w:rPr>
-          <w:b/>
-          <w:lang w:val="ru-RU" w:eastAsia="ru-RU"/>
-        </w:rPr>
-        <w:t xml:space="preserve"> </w:t>
-      </w:r>
-      <w:proofErr w:type="spellStart"/>
-      <w:r>
-        <w:rPr>
-          <w:b/>
-          <w:lang w:val="ru-RU" w:eastAsia="ru-RU"/>
-        </w:rPr>
-        <w:t>Services</w:t>
-      </w:r>
-      <w:proofErr w:type="spellEnd"/>
-      <w:r>
-        <w:rPr>
-          <w:lang w:val="ru-RU" w:eastAsia="ru-RU"/>
-        </w:rPr>
-        <w:t xml:space="preserve"> ссылку </w:t>
-      </w:r>
-      <w:proofErr w:type="spellStart"/>
-      <w:r>
-        <w:rPr>
-          <w:b/>
-          <w:lang w:val="ru-RU" w:eastAsia="ru-RU"/>
-        </w:rPr>
-        <w:t>News</w:t>
-      </w:r>
-      <w:proofErr w:type="spellEnd"/>
-      <w:r>
-        <w:rPr>
-          <w:lang w:val="ru-RU" w:eastAsia="ru-RU"/>
-        </w:rPr>
-        <w:t xml:space="preserve"> с описанием. URL ссылки </w:t>
-      </w:r>
-      <w:proofErr w:type="spellStart"/>
-      <w:r>
-        <w:rPr>
-          <w:b/>
-          <w:lang w:val="ru-RU" w:eastAsia="ru-RU"/>
-        </w:rPr>
-        <w:t>News</w:t>
-      </w:r>
-      <w:proofErr w:type="spellEnd"/>
-      <w:r>
-        <w:rPr>
-          <w:lang w:val="ru-RU" w:eastAsia="ru-RU"/>
-        </w:rPr>
-        <w:t xml:space="preserve"> — </w:t>
-      </w:r>
-      <w:proofErr w:type="spellStart"/>
-      <w:r>
-        <w:rPr>
-          <w:b/>
-          <w:lang w:val="ru-RU" w:eastAsia="ru-RU"/>
-        </w:rPr>
-        <w:t>admin</w:t>
-      </w:r>
-      <w:proofErr w:type="spellEnd"/>
-      <w:r>
-        <w:rPr>
-          <w:b/>
-          <w:lang w:val="ru-RU" w:eastAsia="ru-RU"/>
-        </w:rPr>
-        <w:t>/</w:t>
-      </w:r>
-      <w:proofErr w:type="spellStart"/>
-      <w:r>
-        <w:rPr>
-          <w:b/>
-          <w:lang w:val="ru-RU" w:eastAsia="ru-RU"/>
-        </w:rPr>
-        <w:t>config</w:t>
-      </w:r>
-      <w:proofErr w:type="spellEnd"/>
-      <w:r>
-        <w:rPr>
-          <w:b/>
-          <w:lang w:val="ru-RU" w:eastAsia="ru-RU"/>
-        </w:rPr>
-        <w:t>/</w:t>
-      </w:r>
-      <w:proofErr w:type="spellStart"/>
-      <w:r>
-        <w:rPr>
-          <w:b/>
-          <w:lang w:val="ru-RU" w:eastAsia="ru-RU"/>
-        </w:rPr>
-        <w:t>services</w:t>
-      </w:r>
-      <w:proofErr w:type="spellEnd"/>
-      <w:r>
-        <w:rPr>
-          <w:b/>
-          <w:lang w:val="ru-RU" w:eastAsia="ru-RU"/>
-        </w:rPr>
-        <w:t>/</w:t>
-      </w:r>
-      <w:proofErr w:type="spellStart"/>
-      <w:r>
-        <w:rPr>
-          <w:b/>
-          <w:lang w:val="ru-RU" w:eastAsia="ru-RU"/>
-        </w:rPr>
-        <w:t>news</w:t>
-      </w:r>
-      <w:proofErr w:type="spellEnd"/>
-      <w:r>
-        <w:rPr>
-          <w:lang w:val="ru-RU" w:eastAsia="ru-RU"/>
-        </w:rPr>
-        <w:t xml:space="preserve">. </w:t>
-      </w:r>
-      <w:proofErr w:type="gramStart"/>
-      <w:r>
-        <w:rPr>
-          <w:lang w:val="ru-RU" w:eastAsia="ru-RU"/>
-        </w:rPr>
-        <w:t>По этому</w:t>
+          <w:rFonts w:ascii="Times New Roman" w:hAnsi="Times New Roman"/>
+          <w:sz w:val="24"/>
+          <w:szCs w:val="24"/>
+          <w:lang w:val="ru-RU" w:eastAsia="ru-RU"/>
+        </w:rPr>
+        <w:t>(</w:t>
       </w:r>
       <w:proofErr w:type="gramEnd"/>
       <w:r>
         <w:rPr>
-          <w:lang w:val="ru-RU" w:eastAsia="ru-RU"/>
-        </w:rPr>
-        <w:t xml:space="preserve"> URL отобража</w:t>
-      </w:r>
-      <w:r>
-        <w:rPr>
-          <w:lang w:val="ru-RU" w:eastAsia="ru-RU"/>
-        </w:rPr>
-        <w:t>йте</w:t>
-      </w:r>
-      <w:r>
-        <w:rPr>
-          <w:lang w:val="ru-RU" w:eastAsia="ru-RU"/>
-        </w:rPr>
-        <w:t xml:space="preserve"> пустую страницу с заголовком </w:t>
-      </w:r>
-      <w:proofErr w:type="spellStart"/>
-      <w:r>
-        <w:rPr>
-          <w:b/>
-          <w:lang w:val="ru-RU" w:eastAsia="ru-RU"/>
-        </w:rPr>
-        <w:t>News</w:t>
-      </w:r>
-      <w:proofErr w:type="spellEnd"/>
-      <w:r>
-        <w:rPr>
-          <w:lang w:val="ru-RU" w:eastAsia="ru-RU"/>
-        </w:rPr>
-        <w:t>. Созда</w:t>
-      </w:r>
-      <w:r>
-        <w:rPr>
-          <w:lang w:val="ru-RU" w:eastAsia="ru-RU"/>
-        </w:rPr>
-        <w:t>йте блок к </w:t>
-      </w:r>
-      <w:r>
-        <w:rPr>
-          <w:lang w:val="ru-RU" w:eastAsia="ru-RU"/>
-        </w:rPr>
-        <w:t xml:space="preserve">модулю </w:t>
-      </w:r>
-      <w:proofErr w:type="spellStart"/>
-      <w:r>
-        <w:rPr>
-          <w:b/>
-          <w:lang w:val="ru-RU" w:eastAsia="ru-RU"/>
-        </w:rPr>
-        <w:t>news</w:t>
-      </w:r>
-      <w:proofErr w:type="spellEnd"/>
-      <w:r>
-        <w:rPr>
-          <w:lang w:val="ru-RU" w:eastAsia="ru-RU"/>
-        </w:rPr>
-        <w:t>. Размести</w:t>
-      </w:r>
-      <w:r>
-        <w:rPr>
-          <w:lang w:val="ru-RU" w:eastAsia="ru-RU"/>
-        </w:rPr>
-        <w:t>те</w:t>
-      </w:r>
-      <w:r>
-        <w:rPr>
-          <w:lang w:val="ru-RU" w:eastAsia="ru-RU"/>
-        </w:rPr>
-        <w:t xml:space="preserve"> блок только на главн</w:t>
-      </w:r>
-      <w:r>
-        <w:rPr>
-          <w:lang w:val="ru-RU" w:eastAsia="ru-RU"/>
-        </w:rPr>
-        <w:t>ой странице (в любом регионе) и </w:t>
-      </w:r>
-      <w:r>
-        <w:rPr>
-          <w:lang w:val="ru-RU" w:eastAsia="ru-RU"/>
-        </w:rPr>
-        <w:t>сдела</w:t>
-      </w:r>
-      <w:r>
-        <w:rPr>
-          <w:lang w:val="ru-RU" w:eastAsia="ru-RU"/>
-        </w:rPr>
-        <w:t>йте</w:t>
-      </w:r>
-      <w:r>
-        <w:rPr>
-          <w:lang w:val="ru-RU" w:eastAsia="ru-RU"/>
-        </w:rPr>
-        <w:t xml:space="preserve"> доступным зарегистрированным пользователям с помощью </w:t>
-      </w:r>
-      <w:r>
-        <w:rPr>
-          <w:b/>
-          <w:lang w:val="ru-RU" w:eastAsia="ru-RU"/>
-        </w:rPr>
-        <w:t>UI</w:t>
-      </w:r>
-      <w:r>
-        <w:rPr>
-          <w:lang w:val="ru-RU" w:eastAsia="ru-RU"/>
-        </w:rPr>
-        <w:t xml:space="preserve"> (не </w:t>
-      </w:r>
-      <w:proofErr w:type="spellStart"/>
-      <w:r>
-        <w:rPr>
-          <w:lang w:val="ru-RU" w:eastAsia="ru-RU"/>
-        </w:rPr>
-        <w:t>программно</w:t>
-      </w:r>
-      <w:proofErr w:type="spellEnd"/>
-      <w:r>
-        <w:rPr>
-          <w:lang w:val="ru-RU" w:eastAsia="ru-RU"/>
-        </w:rPr>
-        <w:t>). В блоке выводит</w:t>
-      </w:r>
-      <w:r>
-        <w:rPr>
-          <w:lang w:val="ru-RU" w:eastAsia="ru-RU"/>
-        </w:rPr>
-        <w:t>е</w:t>
-      </w:r>
-      <w:r>
-        <w:rPr>
-          <w:lang w:val="ru-RU" w:eastAsia="ru-RU"/>
-        </w:rPr>
-        <w:t xml:space="preserve"> строку “</w:t>
-      </w:r>
-      <w:proofErr w:type="spellStart"/>
-      <w:r>
-        <w:rPr>
-          <w:lang w:val="ru-RU" w:eastAsia="ru-RU"/>
-        </w:rPr>
-        <w:t>This</w:t>
-      </w:r>
-      <w:proofErr w:type="spellEnd"/>
-      <w:r>
-        <w:rPr>
-          <w:lang w:val="ru-RU" w:eastAsia="ru-RU"/>
-        </w:rPr>
-        <w:t xml:space="preserve"> </w:t>
-      </w:r>
-      <w:proofErr w:type="spellStart"/>
-      <w:r>
-        <w:rPr>
-          <w:lang w:val="ru-RU" w:eastAsia="ru-RU"/>
-        </w:rPr>
-        <w:t>is</w:t>
-      </w:r>
-      <w:proofErr w:type="spellEnd"/>
-      <w:r>
-        <w:rPr>
-          <w:lang w:val="ru-RU" w:eastAsia="ru-RU"/>
-        </w:rPr>
-        <w:t xml:space="preserve"> a </w:t>
-      </w:r>
-      <w:proofErr w:type="spellStart"/>
-      <w:r>
-        <w:rPr>
-          <w:lang w:val="ru-RU" w:eastAsia="ru-RU"/>
-        </w:rPr>
-        <w:t>news</w:t>
-      </w:r>
-      <w:proofErr w:type="spellEnd"/>
-      <w:r>
-        <w:rPr>
-          <w:lang w:val="ru-RU" w:eastAsia="ru-RU"/>
-        </w:rPr>
-        <w:t xml:space="preserve"> </w:t>
-      </w:r>
-      <w:proofErr w:type="spellStart"/>
-      <w:r>
-        <w:rPr>
-          <w:lang w:val="ru-RU" w:eastAsia="ru-RU"/>
-        </w:rPr>
-        <w:t>block</w:t>
-      </w:r>
-      <w:proofErr w:type="spellEnd"/>
-      <w:r>
-        <w:rPr>
-          <w:lang w:val="ru-RU" w:eastAsia="ru-RU"/>
-        </w:rPr>
-        <w:t>”.</w:t>
+          <w:rFonts w:ascii="Times New Roman" w:hAnsi="Times New Roman"/>
+          <w:sz w:val="24"/>
+          <w:szCs w:val="24"/>
+          <w:lang w:val="ru-RU" w:eastAsia="ru-RU"/>
+        </w:rPr>
+        <w:t>)</w:t>
+      </w:r>
+    </w:p>
+    <w:p>
+      <w:pPr>
+        <w:rPr>
+          <w:rFonts w:ascii="Times New Roman" w:hAnsi="Times New Roman"/>
+          <w:sz w:val="24"/>
+          <w:szCs w:val="24"/>
+          <w:lang w:val="ru-RU" w:eastAsia="ru-RU"/>
+        </w:rPr>
+      </w:pPr>
+      <w:r>
+        <w:rPr>
+          <w:rFonts w:ascii="Times New Roman" w:hAnsi="Times New Roman"/>
+          <w:sz w:val="24"/>
+          <w:szCs w:val="24"/>
+          <w:lang w:val="ru-RU" w:eastAsia="ru-RU"/>
+        </w:rPr>
+        <w:t>Вызывается при удалении модуля.</w:t>
+      </w:r>
+    </w:p>
+    <w:p>
+      <w:pPr>
+        <w:rPr>
+          <w:rFonts w:ascii="Times New Roman" w:hAnsi="Times New Roman"/>
+          <w:sz w:val="24"/>
+          <w:szCs w:val="24"/>
+          <w:lang w:val="ru-RU" w:eastAsia="ru-RU"/>
+        </w:rPr>
+      </w:pPr>
+      <w:r>
+        <w:rPr>
+          <w:rFonts w:ascii="Times New Roman" w:hAnsi="Times New Roman"/>
+          <w:sz w:val="24"/>
+          <w:szCs w:val="24"/>
+          <w:lang w:val="ru-RU" w:eastAsia="ru-RU"/>
+        </w:rPr>
+        <w:t>Обычно:</w:t>
+      </w:r>
+    </w:p>
+    <w:p>
+      <w:pPr>
+        <w:pStyle w:val="a3"/>
+        <w:numPr>
+          <w:ilvl w:val="0"/>
+          <w:numId w:val="4"/>
+        </w:numPr>
+        <w:rPr>
+          <w:rFonts w:ascii="Times New Roman" w:hAnsi="Times New Roman"/>
+          <w:sz w:val="24"/>
+          <w:szCs w:val="24"/>
+          <w:lang w:val="ru-RU" w:eastAsia="ru-RU"/>
+        </w:rPr>
+      </w:pPr>
+      <w:r>
+        <w:rPr>
+          <w:rFonts w:ascii="Times New Roman" w:hAnsi="Times New Roman"/>
+          <w:sz w:val="24"/>
+          <w:szCs w:val="24"/>
+          <w:lang w:val="ru-RU" w:eastAsia="ru-RU"/>
+        </w:rPr>
+        <w:t>удаляет свою таблицу</w:t>
+      </w:r>
+    </w:p>
+    <w:p>
+      <w:pPr>
+        <w:pStyle w:val="a3"/>
+        <w:numPr>
+          <w:ilvl w:val="0"/>
+          <w:numId w:val="4"/>
+        </w:numPr>
+        <w:rPr>
+          <w:rFonts w:ascii="Times New Roman" w:hAnsi="Times New Roman"/>
+          <w:sz w:val="24"/>
+          <w:szCs w:val="24"/>
+          <w:lang w:val="ru-RU" w:eastAsia="ru-RU"/>
+        </w:rPr>
+      </w:pPr>
+      <w:r>
+        <w:rPr>
+          <w:rFonts w:ascii="Times New Roman" w:hAnsi="Times New Roman"/>
+          <w:sz w:val="24"/>
+          <w:szCs w:val="24"/>
+          <w:lang w:val="ru-RU" w:eastAsia="ru-RU"/>
+        </w:rPr>
+        <w:t>очищает оставшиеся записи</w:t>
       </w:r>
     </w:p>
     <w:sectPr>
@@ -586,7 +1015,7 @@
 </file>
 
 <file path=word/numbering.xml><?xml version="1.0" encoding="utf-8"?>
-<w:numbering xmlns:wpc="http://schemas.microsoft.com/office/word/2010/wordprocessingCanvas" xmlns:cx="http://schemas.microsoft.com/office/drawing/2014/chartex" xmlns:cx1="http://schemas.microsoft.com/office/drawing/2015/9/8/chartex" xmlns:cx2="http://schemas.microsoft.com/office/drawing/2015/10/21/chartex" xmlns:cx3="http://schemas.microsoft.com/office/drawing/2016/5/9/chartex" xmlns:cx4="http://schemas.microsoft.com/office/drawing/2016/5/10/chartex" xmlns:cx5="http://schemas.microsoft.com/office/drawing/2016/5/11/chartex" xmlns:cx6="http://schemas.microsoft.com/office/drawing/2016/5/12/chartex" xmlns:cx7="http://schemas.microsoft.com/office/drawing/2016/5/13/chartex" xmlns:cx8="http://schemas.microsoft.com/office/drawing/2016/5/14/chartex" xmlns:mc="http://schemas.openxmlformats.org/markup-compatibility/2006" xmlns:aink="http://schemas.microsoft.com/office/drawing/2016/ink" xmlns:am3d="http://schemas.microsoft.com/office/drawing/2017/model3d" xmlns:o="urn:schemas-microsoft-com:office:office" xmlns:r="http://schemas.openxmlformats.org/officeDocument/2006/relationships" xmlns:m="http://schemas.openxmlformats.org/officeDocument/2006/math" xmlns:v="urn:schemas-microsoft-com:vml" xmlns:wp14="http://schemas.microsoft.com/office/word/2010/wordprocessingDrawing" xmlns:wp="http://schemas.openxmlformats.org/drawingml/2006/wordprocessingDrawing" xmlns:w10="urn:schemas-microsoft-com:office:word" xmlns:w="http://schemas.openxmlformats.org/wordprocessingml/2006/main" xmlns:w14="http://schemas.microsoft.com/office/word/2010/wordml" xmlns:w15="http://schemas.microsoft.com/office/word/2012/wordml" xmlns:w16cex="http://schemas.microsoft.com/office/word/2018/wordml/cex" xmlns:w16cid="http://schemas.microsoft.com/office/word/2016/wordml/cid" xmlns:w16="http://schemas.microsoft.com/office/word/2018/wordml" xmlns:w16se="http://schemas.microsoft.com/office/word/2015/wordml/symex" xmlns:wpg="http://schemas.microsoft.com/office/word/2010/wordprocessingGroup" xmlns:wpi="http://schemas.microsoft.com/office/word/2010/wordprocessingInk" xmlns:wne="http://schemas.microsoft.com/office/word/2006/wordml" xmlns:wps="http://schemas.microsoft.com/office/word/2010/wordprocessingShape" mc:Ignorable="w14 w15 w16se w16cid w16 w16cex wp14">
+<w:numbering xmlns:wpc="http://schemas.microsoft.com/office/word/2010/wordprocessingCanvas" xmlns:cx="http://schemas.microsoft.com/office/drawing/2014/chartex" xmlns:mc="http://schemas.openxmlformats.org/markup-compatibility/2006" xmlns:o="urn:schemas-microsoft-com:office:office" xmlns:r="http://schemas.openxmlformats.org/officeDocument/2006/relationships" xmlns:m="http://schemas.openxmlformats.org/officeDocument/2006/math" xmlns:v="urn:schemas-microsoft-com:vml" xmlns:wp14="http://schemas.microsoft.com/office/word/2010/wordprocessingDrawing" xmlns:wp="http://schemas.openxmlformats.org/drawingml/2006/wordprocessingDrawing" xmlns:w10="urn:schemas-microsoft-com:office:word" xmlns:w="http://schemas.openxmlformats.org/wordprocessingml/2006/main" xmlns:w14="http://schemas.microsoft.com/office/word/2010/wordml" xmlns:w15="http://schemas.microsoft.com/office/word/2012/wordml" xmlns:w16se="http://schemas.microsoft.com/office/word/2015/wordml/symex" xmlns:wpg="http://schemas.microsoft.com/office/word/2010/wordprocessingGroup" xmlns:wpi="http://schemas.microsoft.com/office/word/2010/wordprocessingInk" xmlns:wne="http://schemas.microsoft.com/office/word/2006/wordml" xmlns:wps="http://schemas.microsoft.com/office/word/2010/wordprocessingShape" mc:Ignorable="w14 w15 w16se wp14">
   <w:abstractNum w:abstractNumId="0" w15:restartNumberingAfterBreak="0">
     <w:nsid w:val="04EA43B5"/>
     <w:multiLevelType w:val="hybridMultilevel"/>
@@ -701,6 +1130,232 @@
     </w:lvl>
   </w:abstractNum>
   <w:abstractNum w:abstractNumId="1" w15:restartNumberingAfterBreak="0">
+    <w:nsid w:val="21487B8C"/>
+    <w:multiLevelType w:val="hybridMultilevel"/>
+    <w:tmpl w:val="1DA80954"/>
+    <w:lvl w:ilvl="0" w:tplc="04190001">
+      <w:start w:val="1"/>
+      <w:numFmt w:val="bullet"/>
+      <w:lvlText w:val=""/>
+      <w:lvlJc w:val="left"/>
+      <w:pPr>
+        <w:ind w:left="1428" w:hanging="360"/>
+      </w:pPr>
+      <w:rPr>
+        <w:rFonts w:ascii="Symbol" w:hAnsi="Symbol" w:hint="default"/>
+      </w:rPr>
+    </w:lvl>
+    <w:lvl w:ilvl="1" w:tplc="04190003" w:tentative="1">
+      <w:start w:val="1"/>
+      <w:numFmt w:val="bullet"/>
+      <w:lvlText w:val="o"/>
+      <w:lvlJc w:val="left"/>
+      <w:pPr>
+        <w:ind w:left="2148" w:hanging="360"/>
+      </w:pPr>
+      <w:rPr>
+        <w:rFonts w:ascii="Courier New" w:hAnsi="Courier New" w:cs="Courier New" w:hint="default"/>
+      </w:rPr>
+    </w:lvl>
+    <w:lvl w:ilvl="2" w:tplc="04190005" w:tentative="1">
+      <w:start w:val="1"/>
+      <w:numFmt w:val="bullet"/>
+      <w:lvlText w:val=""/>
+      <w:lvlJc w:val="left"/>
+      <w:pPr>
+        <w:ind w:left="2868" w:hanging="360"/>
+      </w:pPr>
+      <w:rPr>
+        <w:rFonts w:ascii="Wingdings" w:hAnsi="Wingdings" w:hint="default"/>
+      </w:rPr>
+    </w:lvl>
+    <w:lvl w:ilvl="3" w:tplc="04190001" w:tentative="1">
+      <w:start w:val="1"/>
+      <w:numFmt w:val="bullet"/>
+      <w:lvlText w:val=""/>
+      <w:lvlJc w:val="left"/>
+      <w:pPr>
+        <w:ind w:left="3588" w:hanging="360"/>
+      </w:pPr>
+      <w:rPr>
+        <w:rFonts w:ascii="Symbol" w:hAnsi="Symbol" w:hint="default"/>
+      </w:rPr>
+    </w:lvl>
+    <w:lvl w:ilvl="4" w:tplc="04190003" w:tentative="1">
+      <w:start w:val="1"/>
+      <w:numFmt w:val="bullet"/>
+      <w:lvlText w:val="o"/>
+      <w:lvlJc w:val="left"/>
+      <w:pPr>
+        <w:ind w:left="4308" w:hanging="360"/>
+      </w:pPr>
+      <w:rPr>
+        <w:rFonts w:ascii="Courier New" w:hAnsi="Courier New" w:cs="Courier New" w:hint="default"/>
+      </w:rPr>
+    </w:lvl>
+    <w:lvl w:ilvl="5" w:tplc="04190005" w:tentative="1">
+      <w:start w:val="1"/>
+      <w:numFmt w:val="bullet"/>
+      <w:lvlText w:val=""/>
+      <w:lvlJc w:val="left"/>
+      <w:pPr>
+        <w:ind w:left="5028" w:hanging="360"/>
+      </w:pPr>
+      <w:rPr>
+        <w:rFonts w:ascii="Wingdings" w:hAnsi="Wingdings" w:hint="default"/>
+      </w:rPr>
+    </w:lvl>
+    <w:lvl w:ilvl="6" w:tplc="04190001" w:tentative="1">
+      <w:start w:val="1"/>
+      <w:numFmt w:val="bullet"/>
+      <w:lvlText w:val=""/>
+      <w:lvlJc w:val="left"/>
+      <w:pPr>
+        <w:ind w:left="5748" w:hanging="360"/>
+      </w:pPr>
+      <w:rPr>
+        <w:rFonts w:ascii="Symbol" w:hAnsi="Symbol" w:hint="default"/>
+      </w:rPr>
+    </w:lvl>
+    <w:lvl w:ilvl="7" w:tplc="04190003" w:tentative="1">
+      <w:start w:val="1"/>
+      <w:numFmt w:val="bullet"/>
+      <w:lvlText w:val="o"/>
+      <w:lvlJc w:val="left"/>
+      <w:pPr>
+        <w:ind w:left="6468" w:hanging="360"/>
+      </w:pPr>
+      <w:rPr>
+        <w:rFonts w:ascii="Courier New" w:hAnsi="Courier New" w:cs="Courier New" w:hint="default"/>
+      </w:rPr>
+    </w:lvl>
+    <w:lvl w:ilvl="8" w:tplc="04190005" w:tentative="1">
+      <w:start w:val="1"/>
+      <w:numFmt w:val="bullet"/>
+      <w:lvlText w:val=""/>
+      <w:lvlJc w:val="left"/>
+      <w:pPr>
+        <w:ind w:left="7188" w:hanging="360"/>
+      </w:pPr>
+      <w:rPr>
+        <w:rFonts w:ascii="Wingdings" w:hAnsi="Wingdings" w:hint="default"/>
+      </w:rPr>
+    </w:lvl>
+  </w:abstractNum>
+  <w:abstractNum w:abstractNumId="2" w15:restartNumberingAfterBreak="0">
+    <w:nsid w:val="3DD02126"/>
+    <w:multiLevelType w:val="hybridMultilevel"/>
+    <w:tmpl w:val="D3003A80"/>
+    <w:lvl w:ilvl="0" w:tplc="04190001">
+      <w:start w:val="1"/>
+      <w:numFmt w:val="bullet"/>
+      <w:lvlText w:val=""/>
+      <w:lvlJc w:val="left"/>
+      <w:pPr>
+        <w:ind w:left="1429" w:hanging="360"/>
+      </w:pPr>
+      <w:rPr>
+        <w:rFonts w:ascii="Symbol" w:hAnsi="Symbol" w:hint="default"/>
+      </w:rPr>
+    </w:lvl>
+    <w:lvl w:ilvl="1" w:tplc="04190003" w:tentative="1">
+      <w:start w:val="1"/>
+      <w:numFmt w:val="bullet"/>
+      <w:lvlText w:val="o"/>
+      <w:lvlJc w:val="left"/>
+      <w:pPr>
+        <w:ind w:left="2149" w:hanging="360"/>
+      </w:pPr>
+      <w:rPr>
+        <w:rFonts w:ascii="Courier New" w:hAnsi="Courier New" w:cs="Courier New" w:hint="default"/>
+      </w:rPr>
+    </w:lvl>
+    <w:lvl w:ilvl="2" w:tplc="04190005" w:tentative="1">
+      <w:start w:val="1"/>
+      <w:numFmt w:val="bullet"/>
+      <w:lvlText w:val=""/>
+      <w:lvlJc w:val="left"/>
+      <w:pPr>
+        <w:ind w:left="2869" w:hanging="360"/>
+      </w:pPr>
+      <w:rPr>
+        <w:rFonts w:ascii="Wingdings" w:hAnsi="Wingdings" w:hint="default"/>
+      </w:rPr>
+    </w:lvl>
+    <w:lvl w:ilvl="3" w:tplc="04190001" w:tentative="1">
+      <w:start w:val="1"/>
+      <w:numFmt w:val="bullet"/>
+      <w:lvlText w:val=""/>
+      <w:lvlJc w:val="left"/>
+      <w:pPr>
+        <w:ind w:left="3589" w:hanging="360"/>
+      </w:pPr>
+      <w:rPr>
+        <w:rFonts w:ascii="Symbol" w:hAnsi="Symbol" w:hint="default"/>
+      </w:rPr>
+    </w:lvl>
+    <w:lvl w:ilvl="4" w:tplc="04190003" w:tentative="1">
+      <w:start w:val="1"/>
+      <w:numFmt w:val="bullet"/>
+      <w:lvlText w:val="o"/>
+      <w:lvlJc w:val="left"/>
+      <w:pPr>
+        <w:ind w:left="4309" w:hanging="360"/>
+      </w:pPr>
+      <w:rPr>
+        <w:rFonts w:ascii="Courier New" w:hAnsi="Courier New" w:cs="Courier New" w:hint="default"/>
+      </w:rPr>
+    </w:lvl>
+    <w:lvl w:ilvl="5" w:tplc="04190005" w:tentative="1">
+      <w:start w:val="1"/>
+      <w:numFmt w:val="bullet"/>
+      <w:lvlText w:val=""/>
+      <w:lvlJc w:val="left"/>
+      <w:pPr>
+        <w:ind w:left="5029" w:hanging="360"/>
+      </w:pPr>
+      <w:rPr>
+        <w:rFonts w:ascii="Wingdings" w:hAnsi="Wingdings" w:hint="default"/>
+      </w:rPr>
+    </w:lvl>
+    <w:lvl w:ilvl="6" w:tplc="04190001" w:tentative="1">
+      <w:start w:val="1"/>
+      <w:numFmt w:val="bullet"/>
+      <w:lvlText w:val=""/>
+      <w:lvlJc w:val="left"/>
+      <w:pPr>
+        <w:ind w:left="5749" w:hanging="360"/>
+      </w:pPr>
+      <w:rPr>
+        <w:rFonts w:ascii="Symbol" w:hAnsi="Symbol" w:hint="default"/>
+      </w:rPr>
+    </w:lvl>
+    <w:lvl w:ilvl="7" w:tplc="04190003" w:tentative="1">
+      <w:start w:val="1"/>
+      <w:numFmt w:val="bullet"/>
+      <w:lvlText w:val="o"/>
+      <w:lvlJc w:val="left"/>
+      <w:pPr>
+        <w:ind w:left="6469" w:hanging="360"/>
+      </w:pPr>
+      <w:rPr>
+        <w:rFonts w:ascii="Courier New" w:hAnsi="Courier New" w:cs="Courier New" w:hint="default"/>
+      </w:rPr>
+    </w:lvl>
+    <w:lvl w:ilvl="8" w:tplc="04190005" w:tentative="1">
+      <w:start w:val="1"/>
+      <w:numFmt w:val="bullet"/>
+      <w:lvlText w:val=""/>
+      <w:lvlJc w:val="left"/>
+      <w:pPr>
+        <w:ind w:left="7189" w:hanging="360"/>
+      </w:pPr>
+      <w:rPr>
+        <w:rFonts w:ascii="Wingdings" w:hAnsi="Wingdings" w:hint="default"/>
+      </w:rPr>
+    </w:lvl>
+  </w:abstractNum>
+  <w:abstractNum w:abstractNumId="3" w15:restartNumberingAfterBreak="0">
     <w:nsid w:val="47F416EA"/>
     <w:multiLevelType w:val="multilevel"/>
     <w:tmpl w:val="7DD84596"/>
@@ -816,7 +1471,7 @@
       </w:pPr>
     </w:lvl>
   </w:abstractNum>
-  <w:abstractNum w:abstractNumId="2" w15:restartNumberingAfterBreak="0">
+  <w:abstractNum w:abstractNumId="4" w15:restartNumberingAfterBreak="0">
     <w:nsid w:val="7D1276C4"/>
     <w:multiLevelType w:val="hybridMultilevel"/>
     <w:tmpl w:val="2892D1CE"/>
@@ -930,19 +1585,25 @@
     </w:lvl>
   </w:abstractNum>
   <w:num w:numId="1">
-    <w:abstractNumId w:val="1"/>
+    <w:abstractNumId w:val="3"/>
   </w:num>
   <w:num w:numId="2">
-    <w:abstractNumId w:val="2"/>
+    <w:abstractNumId w:val="4"/>
   </w:num>
   <w:num w:numId="3">
     <w:abstractNumId w:val="0"/>
+  </w:num>
+  <w:num w:numId="4">
+    <w:abstractNumId w:val="2"/>
+  </w:num>
+  <w:num w:numId="5">
+    <w:abstractNumId w:val="1"/>
   </w:num>
 </w:numbering>
 </file>
 
 <file path=word/styles.xml><?xml version="1.0" encoding="utf-8"?>
-<w:styles xmlns:mc="http://schemas.openxmlformats.org/markup-compatibility/2006" xmlns:r="http://schemas.openxmlformats.org/officeDocument/2006/relationships" xmlns:w="http://schemas.openxmlformats.org/wordprocessingml/2006/main" xmlns:w14="http://schemas.microsoft.com/office/word/2010/wordml" xmlns:w15="http://schemas.microsoft.com/office/word/2012/wordml" xmlns:w16cex="http://schemas.microsoft.com/office/word/2018/wordml/cex" xmlns:w16cid="http://schemas.microsoft.com/office/word/2016/wordml/cid" xmlns:w16="http://schemas.microsoft.com/office/word/2018/wordml" xmlns:w16se="http://schemas.microsoft.com/office/word/2015/wordml/symex" mc:Ignorable="w14 w15 w16se w16cid w16 w16cex">
+<w:styles xmlns:mc="http://schemas.openxmlformats.org/markup-compatibility/2006" xmlns:r="http://schemas.openxmlformats.org/officeDocument/2006/relationships" xmlns:w="http://schemas.openxmlformats.org/wordprocessingml/2006/main" xmlns:w14="http://schemas.microsoft.com/office/word/2010/wordml" xmlns:w15="http://schemas.microsoft.com/office/word/2012/wordml" xmlns:w16se="http://schemas.microsoft.com/office/word/2015/wordml/symex" mc:Ignorable="w14 w15 w16se">
   <w:docDefaults>
     <w:rPrDefault>
       <w:rPr>
@@ -959,7 +1620,7 @@
       </w:pPr>
     </w:pPrDefault>
   </w:docDefaults>
-  <w:latentStyles w:defLockedState="0" w:defUIPriority="99" w:defSemiHidden="0" w:defUnhideWhenUsed="0" w:defQFormat="0" w:count="376">
+  <w:latentStyles w:defLockedState="0" w:defUIPriority="99" w:defSemiHidden="0" w:defUnhideWhenUsed="0" w:defQFormat="0" w:count="371">
     <w:lsdException w:name="Normal" w:uiPriority="0" w:qFormat="1"/>
     <w:lsdException w:name="heading 1" w:uiPriority="9" w:qFormat="1"/>
     <w:lsdException w:name="heading 2" w:semiHidden="1" w:uiPriority="9" w:unhideWhenUsed="1"/>
@@ -1331,11 +1992,6 @@
     <w:lsdException w:name="List Table 5 Dark Accent 6" w:uiPriority="50"/>
     <w:lsdException w:name="List Table 6 Colorful Accent 6" w:uiPriority="51"/>
     <w:lsdException w:name="List Table 7 Colorful Accent 6" w:uiPriority="52"/>
-    <w:lsdException w:name="Mention" w:semiHidden="1" w:unhideWhenUsed="1"/>
-    <w:lsdException w:name="Smart Hyperlink" w:semiHidden="1" w:unhideWhenUsed="1"/>
-    <w:lsdException w:name="Hashtag" w:semiHidden="1" w:unhideWhenUsed="1"/>
-    <w:lsdException w:name="Unresolved Mention" w:semiHidden="1" w:unhideWhenUsed="1"/>
-    <w:lsdException w:name="Smart Link" w:semiHidden="1" w:unhideWhenUsed="1"/>
   </w:latentStyles>
   <w:style w:type="paragraph" w:default="1" w:styleId="a">
     <w:name w:val="Normal"/>
@@ -1391,6 +2047,29 @@
       <w:color w:val="4F81BD" w:themeColor="accent1"/>
       <w:sz w:val="26"/>
       <w:szCs w:val="26"/>
+    </w:rPr>
+  </w:style>
+  <w:style w:type="paragraph" w:styleId="3">
+    <w:name w:val="heading 3"/>
+    <w:basedOn w:val="a"/>
+    <w:next w:val="a"/>
+    <w:link w:val="30"/>
+    <w:uiPriority w:val="9"/>
+    <w:semiHidden/>
+    <w:unhideWhenUsed/>
+    <w:qFormat/>
+    <w:rsid w:val="00D431A8"/>
+    <w:pPr>
+      <w:keepNext/>
+      <w:keepLines/>
+      <w:spacing w:before="40"/>
+      <w:outlineLvl w:val="2"/>
+    </w:pPr>
+    <w:rPr>
+      <w:rFonts w:asciiTheme="majorHAnsi" w:eastAsiaTheme="majorEastAsia" w:hAnsiTheme="majorHAnsi" w:cstheme="majorBidi"/>
+      <w:color w:val="243F60" w:themeColor="accent1" w:themeShade="7F"/>
+      <w:sz w:val="24"/>
+      <w:szCs w:val="24"/>
     </w:rPr>
   </w:style>
   <w:style w:type="character" w:default="1" w:styleId="a0">
@@ -1498,6 +2177,20 @@
     <w:rPr>
       <w:color w:val="800080" w:themeColor="followedHyperlink"/>
       <w:u w:val="single"/>
+    </w:rPr>
+  </w:style>
+  <w:style w:type="character" w:customStyle="1" w:styleId="30">
+    <w:name w:val="Заголовок 3 Знак"/>
+    <w:basedOn w:val="a0"/>
+    <w:link w:val="3"/>
+    <w:uiPriority w:val="9"/>
+    <w:semiHidden/>
+    <w:rsid w:val="00D431A8"/>
+    <w:rPr>
+      <w:rFonts w:asciiTheme="majorHAnsi" w:eastAsiaTheme="majorEastAsia" w:hAnsiTheme="majorHAnsi" w:cstheme="majorBidi"/>
+      <w:color w:val="243F60" w:themeColor="accent1" w:themeShade="7F"/>
+      <w:sz w:val="24"/>
+      <w:szCs w:val="24"/>
     </w:rPr>
   </w:style>
 </w:styles>
@@ -1791,7 +2484,7 @@
 </file>
 
 <file path=customXml/itemProps1.xml><?xml version="1.0" encoding="utf-8"?>
-<ds:datastoreItem xmlns:ds="http://schemas.openxmlformats.org/officeDocument/2006/customXml" ds:itemID="{065787F9-23B1-40BE-AFF6-44635D98C2FA}">
+<ds:datastoreItem xmlns:ds="http://schemas.openxmlformats.org/officeDocument/2006/customXml" ds:itemID="{C5616231-C998-4B4B-A828-516AD1B2FA96}">
   <ds:schemaRefs>
     <ds:schemaRef ds:uri="http://schemas.openxmlformats.org/officeDocument/2006/bibliography"/>
   </ds:schemaRefs>
